--- a/08_Arrays/Übungen/Distinct/Distinct.docx
+++ b/08_Arrays/Übungen/Distinct/Distinct.docx
@@ -1,6 +1,6 @@
 
 <file path=word/document.xml><?xml version="1.0" encoding="utf-8"?>
-<w:document xmlns:wpc="http://schemas.microsoft.com/office/word/2010/wordprocessingCanvas" xmlns:mc="http://schemas.openxmlformats.org/markup-compatibility/2006" xmlns:o="urn:schemas-microsoft-com:office:office" xmlns:r="http://schemas.openxmlformats.org/officeDocument/2006/relationships" xmlns:m="http://schemas.openxmlformats.org/officeDocument/2006/math" xmlns:v="urn:schemas-microsoft-com:vml" xmlns:wp14="http://schemas.microsoft.com/office/word/2010/wordprocessingDrawing" xmlns:wp="http://schemas.openxmlformats.org/drawingml/2006/wordprocessingDrawing" xmlns:w10="urn:schemas-microsoft-com:office:word" xmlns:w="http://schemas.openxmlformats.org/wordprocessingml/2006/main" xmlns:w14="http://schemas.microsoft.com/office/word/2010/wordml" xmlns:w15="http://schemas.microsoft.com/office/word/2012/wordml" xmlns:wpg="http://schemas.microsoft.com/office/word/2010/wordprocessingGroup" xmlns:wpi="http://schemas.microsoft.com/office/word/2010/wordprocessingInk" xmlns:wne="http://schemas.microsoft.com/office/word/2006/wordml" xmlns:wps="http://schemas.microsoft.com/office/word/2010/wordprocessingShape" mc:Ignorable="w14 w15 wp14">
+<w:document xmlns:wpc="http://schemas.microsoft.com/office/word/2010/wordprocessingCanvas" xmlns:cx="http://schemas.microsoft.com/office/drawing/2014/chartex" xmlns:cx1="http://schemas.microsoft.com/office/drawing/2015/9/8/chartex" xmlns:cx2="http://schemas.microsoft.com/office/drawing/2015/10/21/chartex" xmlns:cx3="http://schemas.microsoft.com/office/drawing/2016/5/9/chartex" xmlns:cx4="http://schemas.microsoft.com/office/drawing/2016/5/10/chartex" xmlns:cx5="http://schemas.microsoft.com/office/drawing/2016/5/11/chartex" xmlns:cx6="http://schemas.microsoft.com/office/drawing/2016/5/12/chartex" xmlns:cx7="http://schemas.microsoft.com/office/drawing/2016/5/13/chartex" xmlns:cx8="http://schemas.microsoft.com/office/drawing/2016/5/14/chartex" xmlns:mc="http://schemas.openxmlformats.org/markup-compatibility/2006" xmlns:aink="http://schemas.microsoft.com/office/drawing/2016/ink" xmlns:am3d="http://schemas.microsoft.com/office/drawing/2017/model3d" xmlns:o="urn:schemas-microsoft-com:office:office" xmlns:r="http://schemas.openxmlformats.org/officeDocument/2006/relationships" xmlns:m="http://schemas.openxmlformats.org/officeDocument/2006/math" xmlns:v="urn:schemas-microsoft-com:vml" xmlns:wp14="http://schemas.microsoft.com/office/word/2010/wordprocessingDrawing" xmlns:wp="http://schemas.openxmlformats.org/drawingml/2006/wordprocessingDrawing" xmlns:w10="urn:schemas-microsoft-com:office:word" xmlns:w="http://schemas.openxmlformats.org/wordprocessingml/2006/main" xmlns:w14="http://schemas.microsoft.com/office/word/2010/wordml" xmlns:w15="http://schemas.microsoft.com/office/word/2012/wordml" xmlns:w16cex="http://schemas.microsoft.com/office/word/2018/wordml/cex" xmlns:w16cid="http://schemas.microsoft.com/office/word/2016/wordml/cid" xmlns:w16="http://schemas.microsoft.com/office/word/2018/wordml" xmlns:w16sdtdh="http://schemas.microsoft.com/office/word/2020/wordml/sdtdatahash" xmlns:w16se="http://schemas.microsoft.com/office/word/2015/wordml/symex" xmlns:wpg="http://schemas.microsoft.com/office/word/2010/wordprocessingGroup" xmlns:wpi="http://schemas.microsoft.com/office/word/2010/wordprocessingInk" xmlns:wne="http://schemas.microsoft.com/office/word/2006/wordml" xmlns:wps="http://schemas.microsoft.com/office/word/2010/wordprocessingShape" mc:Ignorable="w14 w15 w16se w16cid w16 w16cex w16sdtdh wp14">
   <w:body>
     <w:p>
       <w:pPr>
@@ -42,11 +42,9 @@
           <w:numId w:val="20"/>
         </w:numPr>
       </w:pPr>
-      <w:proofErr w:type="spellStart"/>
       <w:r>
         <w:t>UnitTest</w:t>
       </w:r>
-      <w:proofErr w:type="spellEnd"/>
     </w:p>
     <w:p>
       <w:pPr>
@@ -87,15 +85,7 @@
         <w:t>drei</w:t>
       </w:r>
       <w:r>
-        <w:t xml:space="preserve"> Methoden zu implementieren. Diese beiden Methoden müssen die im Template enthaltenen </w:t>
-      </w:r>
-      <w:proofErr w:type="spellStart"/>
-      <w:r>
-        <w:t>Unittests</w:t>
-      </w:r>
-      <w:proofErr w:type="spellEnd"/>
-      <w:r>
-        <w:t xml:space="preserve"> bestehen.</w:t>
+        <w:t xml:space="preserve"> Methoden zu implementieren. Diese Methoden müssen die im Template enthaltenen Unittests bestehen.</w:t>
       </w:r>
     </w:p>
     <w:p>
@@ -116,7 +106,6 @@
           <w:szCs w:val="19"/>
         </w:rPr>
       </w:pPr>
-      <w:proofErr w:type="spellStart"/>
       <w:r>
         <w:rPr>
           <w:rFonts w:ascii="Cascadia Mono" w:hAnsi="Cascadia Mono" w:cs="Cascadia Mono"/>
@@ -126,7 +115,6 @@
         </w:rPr>
         <w:t>bool</w:t>
       </w:r>
-      <w:proofErr w:type="spellEnd"/>
       <w:r>
         <w:rPr>
           <w:rFonts w:ascii="Cascadia Mono" w:hAnsi="Cascadia Mono" w:cs="Cascadia Mono"/>
@@ -136,7 +124,6 @@
         </w:rPr>
         <w:t xml:space="preserve"> </w:t>
       </w:r>
-      <w:proofErr w:type="spellStart"/>
       <w:r>
         <w:rPr>
           <w:rFonts w:ascii="Cascadia Mono" w:hAnsi="Cascadia Mono" w:cs="Cascadia Mono"/>
@@ -146,7 +133,6 @@
         </w:rPr>
         <w:t>IsDistinct</w:t>
       </w:r>
-      <w:proofErr w:type="spellEnd"/>
       <w:r>
         <w:rPr>
           <w:rFonts w:ascii="Cascadia Mono" w:hAnsi="Cascadia Mono" w:cs="Cascadia Mono"/>
@@ -156,7 +142,6 @@
         </w:rPr>
         <w:t>(</w:t>
       </w:r>
-      <w:proofErr w:type="spellStart"/>
       <w:r>
         <w:rPr>
           <w:rFonts w:ascii="Cascadia Mono" w:hAnsi="Cascadia Mono" w:cs="Cascadia Mono"/>
@@ -164,17 +149,7 @@
           <w:sz w:val="19"/>
           <w:szCs w:val="19"/>
         </w:rPr>
-        <w:t>int</w:t>
-      </w:r>
-      <w:proofErr w:type="spellEnd"/>
-      <w:r>
-        <w:rPr>
-          <w:rFonts w:ascii="Cascadia Mono" w:hAnsi="Cascadia Mono" w:cs="Cascadia Mono"/>
-          <w:color w:val="0000FF"/>
-          <w:sz w:val="19"/>
-          <w:szCs w:val="19"/>
-        </w:rPr>
-        <w:t>[]</w:t>
+        <w:t>int[]</w:t>
       </w:r>
       <w:r>
         <w:rPr>
@@ -185,7 +160,6 @@
         </w:rPr>
         <w:t xml:space="preserve"> </w:t>
       </w:r>
-      <w:proofErr w:type="spellStart"/>
       <w:r>
         <w:rPr>
           <w:rFonts w:ascii="Cascadia Mono" w:hAnsi="Cascadia Mono" w:cs="Cascadia Mono"/>
@@ -195,7 +169,6 @@
         </w:rPr>
         <w:t>ar</w:t>
       </w:r>
-      <w:proofErr w:type="spellEnd"/>
       <w:r>
         <w:rPr>
           <w:rFonts w:ascii="Cascadia Mono" w:hAnsi="Cascadia Mono" w:cs="Cascadia Mono"/>
@@ -251,7 +224,6 @@
           <w:szCs w:val="19"/>
         </w:rPr>
       </w:pPr>
-      <w:proofErr w:type="spellStart"/>
       <w:r>
         <w:rPr>
           <w:rFonts w:ascii="Cascadia Mono" w:hAnsi="Cascadia Mono" w:cs="Cascadia Mono"/>
@@ -259,9 +231,35 @@
           <w:sz w:val="19"/>
           <w:szCs w:val="19"/>
         </w:rPr>
-        <w:t>int</w:t>
-      </w:r>
-      <w:proofErr w:type="spellEnd"/>
+        <w:t>int[]</w:t>
+      </w:r>
+      <w:r>
+        <w:rPr>
+          <w:rFonts w:ascii="Cascadia Mono" w:hAnsi="Cascadia Mono" w:cs="Cascadia Mono"/>
+          <w:color w:val="000000"/>
+          <w:sz w:val="19"/>
+          <w:szCs w:val="19"/>
+        </w:rPr>
+        <w:t xml:space="preserve"> </w:t>
+      </w:r>
+      <w:r>
+        <w:rPr>
+          <w:rFonts w:ascii="Cascadia Mono" w:hAnsi="Cascadia Mono" w:cs="Cascadia Mono"/>
+          <w:color w:val="000000"/>
+          <w:sz w:val="19"/>
+          <w:szCs w:val="19"/>
+        </w:rPr>
+        <w:t>Distinct</w:t>
+      </w:r>
+      <w:r>
+        <w:rPr>
+          <w:rFonts w:ascii="Cascadia Mono" w:hAnsi="Cascadia Mono" w:cs="Cascadia Mono"/>
+          <w:color w:val="000000"/>
+          <w:sz w:val="19"/>
+          <w:szCs w:val="19"/>
+        </w:rPr>
+        <w:t>(</w:t>
+      </w:r>
       <w:r>
         <w:rPr>
           <w:rFonts w:ascii="Cascadia Mono" w:hAnsi="Cascadia Mono" w:cs="Cascadia Mono"/>
@@ -269,7 +267,7 @@
           <w:sz w:val="19"/>
           <w:szCs w:val="19"/>
         </w:rPr>
-        <w:t>[]</w:t>
+        <w:t>int[]</w:t>
       </w:r>
       <w:r>
         <w:rPr>
@@ -280,7 +278,6 @@
         </w:rPr>
         <w:t xml:space="preserve"> </w:t>
       </w:r>
-      <w:proofErr w:type="spellStart"/>
       <w:r>
         <w:rPr>
           <w:rFonts w:ascii="Cascadia Mono" w:hAnsi="Cascadia Mono" w:cs="Cascadia Mono"/>
@@ -288,9 +285,8 @@
           <w:sz w:val="19"/>
           <w:szCs w:val="19"/>
         </w:rPr>
-        <w:t>Distinct</w:t>
-      </w:r>
-      <w:proofErr w:type="spellEnd"/>
+        <w:t>ar</w:t>
+      </w:r>
       <w:r>
         <w:rPr>
           <w:rFonts w:ascii="Cascadia Mono" w:hAnsi="Cascadia Mono" w:cs="Cascadia Mono"/>
@@ -298,27 +294,7 @@
           <w:sz w:val="19"/>
           <w:szCs w:val="19"/>
         </w:rPr>
-        <w:t>(</w:t>
-      </w:r>
-      <w:proofErr w:type="spellStart"/>
-      <w:r>
-        <w:rPr>
-          <w:rFonts w:ascii="Cascadia Mono" w:hAnsi="Cascadia Mono" w:cs="Cascadia Mono"/>
-          <w:color w:val="0000FF"/>
-          <w:sz w:val="19"/>
-          <w:szCs w:val="19"/>
-        </w:rPr>
-        <w:t>int</w:t>
-      </w:r>
-      <w:proofErr w:type="spellEnd"/>
-      <w:r>
-        <w:rPr>
-          <w:rFonts w:ascii="Cascadia Mono" w:hAnsi="Cascadia Mono" w:cs="Cascadia Mono"/>
-          <w:color w:val="0000FF"/>
-          <w:sz w:val="19"/>
-          <w:szCs w:val="19"/>
-        </w:rPr>
-        <w:t>[]</w:t>
+        <w:t>)</w:t>
       </w:r>
       <w:r>
         <w:rPr>
@@ -327,64 +303,32 @@
           <w:sz w:val="19"/>
           <w:szCs w:val="19"/>
         </w:rPr>
-        <w:t xml:space="preserve"> </w:t>
-      </w:r>
-      <w:proofErr w:type="spellStart"/>
-      <w:r>
-        <w:rPr>
-          <w:rFonts w:ascii="Cascadia Mono" w:hAnsi="Cascadia Mono" w:cs="Cascadia Mono"/>
-          <w:color w:val="000000"/>
-          <w:sz w:val="19"/>
-          <w:szCs w:val="19"/>
-        </w:rPr>
-        <w:t>ar</w:t>
-      </w:r>
-      <w:proofErr w:type="spellEnd"/>
-      <w:r>
-        <w:rPr>
-          <w:rFonts w:ascii="Cascadia Mono" w:hAnsi="Cascadia Mono" w:cs="Cascadia Mono"/>
-          <w:color w:val="000000"/>
-          <w:sz w:val="19"/>
-          <w:szCs w:val="19"/>
-        </w:rPr>
-        <w:t>)</w:t>
-      </w:r>
-      <w:r>
-        <w:rPr>
-          <w:rFonts w:ascii="Cascadia Mono" w:hAnsi="Cascadia Mono" w:cs="Cascadia Mono"/>
-          <w:color w:val="000000"/>
-          <w:sz w:val="19"/>
-          <w:szCs w:val="19"/>
-        </w:rPr>
         <w:br/>
       </w:r>
       <w:r>
-        <w:t>Aus</w:t>
-      </w:r>
-      <w:r>
-        <w:t xml:space="preserve"> </w:t>
-      </w:r>
-      <w:r>
-        <w:t xml:space="preserve">dem übergebenen Array werden alle mehrfach vorkommenden Werte bestimmt. Diese werden in der Rückgabe nur einmal </w:t>
+        <w:t>Alle Werte des Eingabearrays werden in die Ausgabe übernommen. M</w:t>
+      </w:r>
+      <w:r>
+        <w:t xml:space="preserve">ehrfach vorkommenden Werte </w:t>
+      </w:r>
+      <w:r>
+        <w:t xml:space="preserve">werden jedoch nur einmal </w:t>
       </w:r>
       <w:r>
         <w:t>berücksichtigt</w:t>
       </w:r>
       <w:r>
-        <w:t xml:space="preserve">. </w:t>
+        <w:t>.</w:t>
       </w:r>
       <w:r>
         <w:br/>
-        <w:t xml:space="preserve">Der Rückgabewert (ein neues Array) enthält alle eindeutigen Werte aus dem Parameter-Array. </w:t>
-      </w:r>
-      <w:r>
-        <w:rPr>
-          <w:rFonts w:ascii="Cascadia Mono" w:hAnsi="Cascadia Mono" w:cs="Cascadia Mono"/>
-          <w:color w:val="000000"/>
-          <w:sz w:val="19"/>
-          <w:szCs w:val="19"/>
-        </w:rPr>
-        <w:t xml:space="preserve"> </w:t>
+        <w:t xml:space="preserve">Der Rückgabewert (ein neues Array) enthält </w:t>
+      </w:r>
+      <w:r>
+        <w:t xml:space="preserve">daher </w:t>
+      </w:r>
+      <w:r>
+        <w:t>alle eindeutigen Werte aus dem Parameter-Array.</w:t>
       </w:r>
     </w:p>
     <w:p>
@@ -461,7 +405,6 @@
           <w:szCs w:val="19"/>
         </w:rPr>
       </w:pPr>
-      <w:proofErr w:type="spellStart"/>
       <w:r>
         <w:rPr>
           <w:rFonts w:ascii="Cascadia Mono" w:hAnsi="Cascadia Mono" w:cs="Cascadia Mono"/>
@@ -469,9 +412,17 @@
           <w:sz w:val="19"/>
           <w:szCs w:val="19"/>
         </w:rPr>
-        <w:t>int</w:t>
-      </w:r>
-      <w:proofErr w:type="spellEnd"/>
+        <w:t>int[]</w:t>
+      </w:r>
+      <w:r>
+        <w:rPr>
+          <w:rFonts w:ascii="Cascadia Mono" w:hAnsi="Cascadia Mono" w:cs="Cascadia Mono"/>
+          <w:color w:val="000000"/>
+          <w:sz w:val="19"/>
+          <w:szCs w:val="19"/>
+        </w:rPr>
+        <w:t xml:space="preserve"> Duplicate(</w:t>
+      </w:r>
       <w:r>
         <w:rPr>
           <w:rFonts w:ascii="Cascadia Mono" w:hAnsi="Cascadia Mono" w:cs="Cascadia Mono"/>
@@ -479,7 +430,7 @@
           <w:sz w:val="19"/>
           <w:szCs w:val="19"/>
         </w:rPr>
-        <w:t>[]</w:t>
+        <w:t>int[]</w:t>
       </w:r>
       <w:r>
         <w:rPr>
@@ -488,76 +439,7 @@
           <w:sz w:val="19"/>
           <w:szCs w:val="19"/>
         </w:rPr>
-        <w:t xml:space="preserve"> </w:t>
-      </w:r>
-      <w:proofErr w:type="spellStart"/>
-      <w:r>
-        <w:rPr>
-          <w:rFonts w:ascii="Cascadia Mono" w:hAnsi="Cascadia Mono" w:cs="Cascadia Mono"/>
-          <w:color w:val="000000"/>
-          <w:sz w:val="19"/>
-          <w:szCs w:val="19"/>
-        </w:rPr>
-        <w:t>Duplicate</w:t>
-      </w:r>
-      <w:proofErr w:type="spellEnd"/>
-      <w:r>
-        <w:rPr>
-          <w:rFonts w:ascii="Cascadia Mono" w:hAnsi="Cascadia Mono" w:cs="Cascadia Mono"/>
-          <w:color w:val="000000"/>
-          <w:sz w:val="19"/>
-          <w:szCs w:val="19"/>
-        </w:rPr>
-        <w:t>(</w:t>
-      </w:r>
-      <w:proofErr w:type="spellStart"/>
-      <w:r>
-        <w:rPr>
-          <w:rFonts w:ascii="Cascadia Mono" w:hAnsi="Cascadia Mono" w:cs="Cascadia Mono"/>
-          <w:color w:val="0000FF"/>
-          <w:sz w:val="19"/>
-          <w:szCs w:val="19"/>
-        </w:rPr>
-        <w:t>int</w:t>
-      </w:r>
-      <w:proofErr w:type="spellEnd"/>
-      <w:r>
-        <w:rPr>
-          <w:rFonts w:ascii="Cascadia Mono" w:hAnsi="Cascadia Mono" w:cs="Cascadia Mono"/>
-          <w:color w:val="0000FF"/>
-          <w:sz w:val="19"/>
-          <w:szCs w:val="19"/>
-        </w:rPr>
-        <w:t>[]</w:t>
-      </w:r>
-      <w:r>
-        <w:rPr>
-          <w:rFonts w:ascii="Cascadia Mono" w:hAnsi="Cascadia Mono" w:cs="Cascadia Mono"/>
-          <w:color w:val="000000"/>
-          <w:sz w:val="19"/>
-          <w:szCs w:val="19"/>
-        </w:rPr>
-        <w:t xml:space="preserve"> </w:t>
-      </w:r>
-      <w:proofErr w:type="spellStart"/>
-      <w:r>
-        <w:rPr>
-          <w:rFonts w:ascii="Cascadia Mono" w:hAnsi="Cascadia Mono" w:cs="Cascadia Mono"/>
-          <w:color w:val="000000"/>
-          <w:sz w:val="19"/>
-          <w:szCs w:val="19"/>
-        </w:rPr>
-        <w:t>ar</w:t>
-      </w:r>
-      <w:proofErr w:type="spellEnd"/>
-      <w:r>
-        <w:rPr>
-          <w:rFonts w:ascii="Cascadia Mono" w:hAnsi="Cascadia Mono" w:cs="Cascadia Mono"/>
-          <w:color w:val="000000"/>
-          <w:sz w:val="19"/>
-          <w:szCs w:val="19"/>
-        </w:rPr>
-        <w:t>)</w:t>
+        <w:t xml:space="preserve"> ar)</w:t>
       </w:r>
       <w:r>
         <w:rPr>
@@ -670,21 +552,7 @@
         </w:numPr>
       </w:pPr>
       <w:r>
-        <w:t xml:space="preserve">Schreiben Sie ein </w:t>
-      </w:r>
-      <w:r>
-        <w:t>(Haupt-)</w:t>
-      </w:r>
-      <w:r>
-        <w:t xml:space="preserve">Programm, das folgende Werte von Benutzer </w:t>
-      </w:r>
-      <w:proofErr w:type="gramStart"/>
-      <w:r>
-        <w:t>einließt</w:t>
-      </w:r>
-      <w:proofErr w:type="gramEnd"/>
-      <w:r>
-        <w:t>.</w:t>
+        <w:t>Schreiben Sie ein (Haupt-)Programm, das folgende Werte von Benutzer einließt.</w:t>
       </w:r>
     </w:p>
     <w:p>
@@ -842,27 +710,7 @@
           <w:szCs w:val="16"/>
           <w:lang w:val="en-US"/>
         </w:rPr>
-        <w:t xml:space="preserve">Please enter 1. </w:t>
-      </w:r>
-      <w:proofErr w:type="gramStart"/>
-      <w:r>
-        <w:rPr>
-          <w:rFonts w:ascii="Courier New" w:hAnsi="Courier New" w:cs="Courier New"/>
-          <w:sz w:val="16"/>
-          <w:szCs w:val="16"/>
-          <w:lang w:val="en-US"/>
-        </w:rPr>
-        <w:t>number</w:t>
-      </w:r>
-      <w:proofErr w:type="gramEnd"/>
-      <w:r>
-        <w:rPr>
-          <w:rFonts w:ascii="Courier New" w:hAnsi="Courier New" w:cs="Courier New"/>
-          <w:sz w:val="16"/>
-          <w:szCs w:val="16"/>
-          <w:lang w:val="en-US"/>
-        </w:rPr>
-        <w:t xml:space="preserve">: </w:t>
+        <w:t xml:space="preserve">Please enter 1. number: </w:t>
       </w:r>
       <w:r>
         <w:rPr>
@@ -892,27 +740,7 @@
           <w:szCs w:val="16"/>
           <w:lang w:val="en-US"/>
         </w:rPr>
-        <w:t xml:space="preserve">Please enter 2. </w:t>
-      </w:r>
-      <w:proofErr w:type="gramStart"/>
-      <w:r>
-        <w:rPr>
-          <w:rFonts w:ascii="Courier New" w:hAnsi="Courier New" w:cs="Courier New"/>
-          <w:sz w:val="16"/>
-          <w:szCs w:val="16"/>
-          <w:lang w:val="en-US"/>
-        </w:rPr>
-        <w:t>number</w:t>
-      </w:r>
-      <w:proofErr w:type="gramEnd"/>
-      <w:r>
-        <w:rPr>
-          <w:rFonts w:ascii="Courier New" w:hAnsi="Courier New" w:cs="Courier New"/>
-          <w:sz w:val="16"/>
-          <w:szCs w:val="16"/>
-          <w:lang w:val="en-US"/>
-        </w:rPr>
-        <w:t xml:space="preserve">: </w:t>
+        <w:t xml:space="preserve">Please enter 2. number: </w:t>
       </w:r>
       <w:r>
         <w:rPr>
@@ -942,27 +770,7 @@
           <w:szCs w:val="16"/>
           <w:lang w:val="en-US"/>
         </w:rPr>
-        <w:t xml:space="preserve">Please enter 3. </w:t>
-      </w:r>
-      <w:proofErr w:type="gramStart"/>
-      <w:r>
-        <w:rPr>
-          <w:rFonts w:ascii="Courier New" w:hAnsi="Courier New" w:cs="Courier New"/>
-          <w:sz w:val="16"/>
-          <w:szCs w:val="16"/>
-          <w:lang w:val="en-US"/>
-        </w:rPr>
-        <w:t>number</w:t>
-      </w:r>
-      <w:proofErr w:type="gramEnd"/>
-      <w:r>
-        <w:rPr>
-          <w:rFonts w:ascii="Courier New" w:hAnsi="Courier New" w:cs="Courier New"/>
-          <w:sz w:val="16"/>
-          <w:szCs w:val="16"/>
-          <w:lang w:val="en-US"/>
-        </w:rPr>
-        <w:t xml:space="preserve">: </w:t>
+        <w:t xml:space="preserve">Please enter 3. number: </w:t>
       </w:r>
       <w:r>
         <w:rPr>
@@ -992,27 +800,7 @@
           <w:szCs w:val="16"/>
           <w:lang w:val="en-US"/>
         </w:rPr>
-        <w:t xml:space="preserve">Please enter 4. </w:t>
-      </w:r>
-      <w:proofErr w:type="gramStart"/>
-      <w:r>
-        <w:rPr>
-          <w:rFonts w:ascii="Courier New" w:hAnsi="Courier New" w:cs="Courier New"/>
-          <w:sz w:val="16"/>
-          <w:szCs w:val="16"/>
-          <w:lang w:val="en-US"/>
-        </w:rPr>
-        <w:t>number</w:t>
-      </w:r>
-      <w:proofErr w:type="gramEnd"/>
-      <w:r>
-        <w:rPr>
-          <w:rFonts w:ascii="Courier New" w:hAnsi="Courier New" w:cs="Courier New"/>
-          <w:sz w:val="16"/>
-          <w:szCs w:val="16"/>
-          <w:lang w:val="en-US"/>
-        </w:rPr>
-        <w:t xml:space="preserve">: </w:t>
+        <w:t xml:space="preserve">Please enter 4. number: </w:t>
       </w:r>
       <w:r>
         <w:rPr>
@@ -1042,27 +830,7 @@
           <w:szCs w:val="16"/>
           <w:lang w:val="en-US"/>
         </w:rPr>
-        <w:t xml:space="preserve">Please enter 5. </w:t>
-      </w:r>
-      <w:proofErr w:type="gramStart"/>
-      <w:r>
-        <w:rPr>
-          <w:rFonts w:ascii="Courier New" w:hAnsi="Courier New" w:cs="Courier New"/>
-          <w:sz w:val="16"/>
-          <w:szCs w:val="16"/>
-          <w:lang w:val="en-US"/>
-        </w:rPr>
-        <w:t>number</w:t>
-      </w:r>
-      <w:proofErr w:type="gramEnd"/>
-      <w:r>
-        <w:rPr>
-          <w:rFonts w:ascii="Courier New" w:hAnsi="Courier New" w:cs="Courier New"/>
-          <w:sz w:val="16"/>
-          <w:szCs w:val="16"/>
-          <w:lang w:val="en-US"/>
-        </w:rPr>
-        <w:t xml:space="preserve">: </w:t>
+        <w:t xml:space="preserve">Please enter 5. number: </w:t>
       </w:r>
       <w:r>
         <w:rPr>
@@ -1092,19 +860,19 @@
           <w:szCs w:val="16"/>
           <w:lang w:val="en-US"/>
         </w:rPr>
-        <w:t xml:space="preserve">Input:      11, 22, 11, 22, 3 =&gt; </w:t>
-      </w:r>
-      <w:proofErr w:type="gramStart"/>
-      <w:r>
+        <w:t>Input:      11, 22, 11, 22, 3 =&gt; The array is NOT distinct</w:t>
+      </w:r>
+    </w:p>
+    <w:p>
+      <w:pPr>
+        <w:spacing w:after="0" w:line="240" w:lineRule="auto"/>
         <w:rPr>
           <w:rFonts w:ascii="Courier New" w:hAnsi="Courier New" w:cs="Courier New"/>
           <w:sz w:val="16"/>
           <w:szCs w:val="16"/>
           <w:lang w:val="en-US"/>
         </w:rPr>
-        <w:t>The</w:t>
-      </w:r>
-      <w:proofErr w:type="gramEnd"/>
+      </w:pPr>
       <w:r>
         <w:rPr>
           <w:rFonts w:ascii="Courier New" w:hAnsi="Courier New" w:cs="Courier New"/>
@@ -1112,7 +880,7 @@
           <w:szCs w:val="16"/>
           <w:lang w:val="en-US"/>
         </w:rPr>
-        <w:t xml:space="preserve"> array is NOT distinct</w:t>
+        <w:t>Distinct:   11, 22, 3</w:t>
       </w:r>
     </w:p>
     <w:p>
@@ -1132,37 +900,6 @@
           <w:szCs w:val="16"/>
           <w:lang w:val="en-US"/>
         </w:rPr>
-        <w:t xml:space="preserve">Distinct:   11, 22, </w:t>
-      </w:r>
-      <w:proofErr w:type="gramStart"/>
-      <w:r>
-        <w:rPr>
-          <w:rFonts w:ascii="Courier New" w:hAnsi="Courier New" w:cs="Courier New"/>
-          <w:sz w:val="16"/>
-          <w:szCs w:val="16"/>
-          <w:lang w:val="en-US"/>
-        </w:rPr>
-        <w:t>3</w:t>
-      </w:r>
-      <w:proofErr w:type="gramEnd"/>
-    </w:p>
-    <w:p>
-      <w:pPr>
-        <w:spacing w:after="0" w:line="240" w:lineRule="auto"/>
-        <w:rPr>
-          <w:rFonts w:ascii="Courier New" w:hAnsi="Courier New" w:cs="Courier New"/>
-          <w:sz w:val="16"/>
-          <w:szCs w:val="16"/>
-          <w:lang w:val="en-US"/>
-        </w:rPr>
-      </w:pPr>
-      <w:r>
-        <w:rPr>
-          <w:rFonts w:ascii="Courier New" w:hAnsi="Courier New" w:cs="Courier New"/>
-          <w:sz w:val="16"/>
-          <w:szCs w:val="16"/>
-          <w:lang w:val="en-US"/>
-        </w:rPr>
         <w:t>Duplicates: 11, 22</w:t>
       </w:r>
     </w:p>
@@ -1175,8 +912,6 @@
           <w:szCs w:val="19"/>
         </w:rPr>
       </w:pPr>
-      <w:bookmarkStart w:id="1" w:name="_GoBack"/>
-      <w:bookmarkEnd w:id="1"/>
     </w:p>
     <w:sectPr>
       <w:headerReference w:type="default" r:id="rId7"/>
@@ -1191,7 +926,7 @@
 </file>
 
 <file path=word/endnotes.xml><?xml version="1.0" encoding="utf-8"?>
-<w:endnotes xmlns:wpc="http://schemas.microsoft.com/office/word/2010/wordprocessingCanvas" xmlns:mc="http://schemas.openxmlformats.org/markup-compatibility/2006" xmlns:o="urn:schemas-microsoft-com:office:office" xmlns:r="http://schemas.openxmlformats.org/officeDocument/2006/relationships" xmlns:m="http://schemas.openxmlformats.org/officeDocument/2006/math" xmlns:v="urn:schemas-microsoft-com:vml" xmlns:wp14="http://schemas.microsoft.com/office/word/2010/wordprocessingDrawing" xmlns:wp="http://schemas.openxmlformats.org/drawingml/2006/wordprocessingDrawing" xmlns:w10="urn:schemas-microsoft-com:office:word" xmlns:w="http://schemas.openxmlformats.org/wordprocessingml/2006/main" xmlns:w14="http://schemas.microsoft.com/office/word/2010/wordml" xmlns:w15="http://schemas.microsoft.com/office/word/2012/wordml" xmlns:wpg="http://schemas.microsoft.com/office/word/2010/wordprocessingGroup" xmlns:wpi="http://schemas.microsoft.com/office/word/2010/wordprocessingInk" xmlns:wne="http://schemas.microsoft.com/office/word/2006/wordml" xmlns:wps="http://schemas.microsoft.com/office/word/2010/wordprocessingShape" mc:Ignorable="w14 w15 wp14">
+<w:endnotes xmlns:wpc="http://schemas.microsoft.com/office/word/2010/wordprocessingCanvas" xmlns:cx="http://schemas.microsoft.com/office/drawing/2014/chartex" xmlns:cx1="http://schemas.microsoft.com/office/drawing/2015/9/8/chartex" xmlns:cx2="http://schemas.microsoft.com/office/drawing/2015/10/21/chartex" xmlns:cx3="http://schemas.microsoft.com/office/drawing/2016/5/9/chartex" xmlns:cx4="http://schemas.microsoft.com/office/drawing/2016/5/10/chartex" xmlns:cx5="http://schemas.microsoft.com/office/drawing/2016/5/11/chartex" xmlns:cx6="http://schemas.microsoft.com/office/drawing/2016/5/12/chartex" xmlns:cx7="http://schemas.microsoft.com/office/drawing/2016/5/13/chartex" xmlns:cx8="http://schemas.microsoft.com/office/drawing/2016/5/14/chartex" xmlns:mc="http://schemas.openxmlformats.org/markup-compatibility/2006" xmlns:aink="http://schemas.microsoft.com/office/drawing/2016/ink" xmlns:am3d="http://schemas.microsoft.com/office/drawing/2017/model3d" xmlns:o="urn:schemas-microsoft-com:office:office" xmlns:r="http://schemas.openxmlformats.org/officeDocument/2006/relationships" xmlns:m="http://schemas.openxmlformats.org/officeDocument/2006/math" xmlns:v="urn:schemas-microsoft-com:vml" xmlns:wp14="http://schemas.microsoft.com/office/word/2010/wordprocessingDrawing" xmlns:wp="http://schemas.openxmlformats.org/drawingml/2006/wordprocessingDrawing" xmlns:w10="urn:schemas-microsoft-com:office:word" xmlns:w="http://schemas.openxmlformats.org/wordprocessingml/2006/main" xmlns:w14="http://schemas.microsoft.com/office/word/2010/wordml" xmlns:w15="http://schemas.microsoft.com/office/word/2012/wordml" xmlns:w16cex="http://schemas.microsoft.com/office/word/2018/wordml/cex" xmlns:w16cid="http://schemas.microsoft.com/office/word/2016/wordml/cid" xmlns:w16="http://schemas.microsoft.com/office/word/2018/wordml" xmlns:w16sdtdh="http://schemas.microsoft.com/office/word/2020/wordml/sdtdatahash" xmlns:w16se="http://schemas.microsoft.com/office/word/2015/wordml/symex" xmlns:wpg="http://schemas.microsoft.com/office/word/2010/wordprocessingGroup" xmlns:wpi="http://schemas.microsoft.com/office/word/2010/wordprocessingInk" xmlns:wne="http://schemas.microsoft.com/office/word/2006/wordml" xmlns:wps="http://schemas.microsoft.com/office/word/2010/wordprocessingShape" mc:Ignorable="w14 w15 w16se w16cid w16 w16cex w16sdtdh wp14">
   <w:endnote w:type="separator" w:id="-1">
     <w:p>
       <w:pPr>
@@ -1216,7 +951,7 @@
 </file>
 
 <file path=word/footer1.xml><?xml version="1.0" encoding="utf-8"?>
-<w:ftr xmlns:wpc="http://schemas.microsoft.com/office/word/2010/wordprocessingCanvas" xmlns:mc="http://schemas.openxmlformats.org/markup-compatibility/2006" xmlns:o="urn:schemas-microsoft-com:office:office" xmlns:r="http://schemas.openxmlformats.org/officeDocument/2006/relationships" xmlns:m="http://schemas.openxmlformats.org/officeDocument/2006/math" xmlns:v="urn:schemas-microsoft-com:vml" xmlns:wp14="http://schemas.microsoft.com/office/word/2010/wordprocessingDrawing" xmlns:wp="http://schemas.openxmlformats.org/drawingml/2006/wordprocessingDrawing" xmlns:w10="urn:schemas-microsoft-com:office:word" xmlns:w="http://schemas.openxmlformats.org/wordprocessingml/2006/main" xmlns:w14="http://schemas.microsoft.com/office/word/2010/wordml" xmlns:w15="http://schemas.microsoft.com/office/word/2012/wordml" xmlns:wpg="http://schemas.microsoft.com/office/word/2010/wordprocessingGroup" xmlns:wpi="http://schemas.microsoft.com/office/word/2010/wordprocessingInk" xmlns:wne="http://schemas.microsoft.com/office/word/2006/wordml" xmlns:wps="http://schemas.microsoft.com/office/word/2010/wordprocessingShape" mc:Ignorable="w14 w15 wp14">
+<w:ftr xmlns:wpc="http://schemas.microsoft.com/office/word/2010/wordprocessingCanvas" xmlns:cx="http://schemas.microsoft.com/office/drawing/2014/chartex" xmlns:cx1="http://schemas.microsoft.com/office/drawing/2015/9/8/chartex" xmlns:cx2="http://schemas.microsoft.com/office/drawing/2015/10/21/chartex" xmlns:cx3="http://schemas.microsoft.com/office/drawing/2016/5/9/chartex" xmlns:cx4="http://schemas.microsoft.com/office/drawing/2016/5/10/chartex" xmlns:cx5="http://schemas.microsoft.com/office/drawing/2016/5/11/chartex" xmlns:cx6="http://schemas.microsoft.com/office/drawing/2016/5/12/chartex" xmlns:cx7="http://schemas.microsoft.com/office/drawing/2016/5/13/chartex" xmlns:cx8="http://schemas.microsoft.com/office/drawing/2016/5/14/chartex" xmlns:mc="http://schemas.openxmlformats.org/markup-compatibility/2006" xmlns:aink="http://schemas.microsoft.com/office/drawing/2016/ink" xmlns:am3d="http://schemas.microsoft.com/office/drawing/2017/model3d" xmlns:o="urn:schemas-microsoft-com:office:office" xmlns:r="http://schemas.openxmlformats.org/officeDocument/2006/relationships" xmlns:m="http://schemas.openxmlformats.org/officeDocument/2006/math" xmlns:v="urn:schemas-microsoft-com:vml" xmlns:wp14="http://schemas.microsoft.com/office/word/2010/wordprocessingDrawing" xmlns:wp="http://schemas.openxmlformats.org/drawingml/2006/wordprocessingDrawing" xmlns:w10="urn:schemas-microsoft-com:office:word" xmlns:w="http://schemas.openxmlformats.org/wordprocessingml/2006/main" xmlns:w14="http://schemas.microsoft.com/office/word/2010/wordml" xmlns:w15="http://schemas.microsoft.com/office/word/2012/wordml" xmlns:w16cex="http://schemas.microsoft.com/office/word/2018/wordml/cex" xmlns:w16cid="http://schemas.microsoft.com/office/word/2016/wordml/cid" xmlns:w16="http://schemas.microsoft.com/office/word/2018/wordml" xmlns:w16sdtdh="http://schemas.microsoft.com/office/word/2020/wordml/sdtdatahash" xmlns:w16se="http://schemas.microsoft.com/office/word/2015/wordml/symex" xmlns:wpg="http://schemas.microsoft.com/office/word/2010/wordprocessingGroup" xmlns:wpi="http://schemas.microsoft.com/office/word/2010/wordprocessingInk" xmlns:wne="http://schemas.microsoft.com/office/word/2006/wordml" xmlns:wps="http://schemas.microsoft.com/office/word/2010/wordprocessingShape" mc:Ignorable="w14 w15 w16se w16cid w16 w16cex w16sdtdh wp14">
   <w:sdt>
     <w:sdtPr>
       <w:id w:val="-883172744"/>
@@ -1258,7 +993,7 @@
 </file>
 
 <file path=word/footnotes.xml><?xml version="1.0" encoding="utf-8"?>
-<w:footnotes xmlns:wpc="http://schemas.microsoft.com/office/word/2010/wordprocessingCanvas" xmlns:mc="http://schemas.openxmlformats.org/markup-compatibility/2006" xmlns:o="urn:schemas-microsoft-com:office:office" xmlns:r="http://schemas.openxmlformats.org/officeDocument/2006/relationships" xmlns:m="http://schemas.openxmlformats.org/officeDocument/2006/math" xmlns:v="urn:schemas-microsoft-com:vml" xmlns:wp14="http://schemas.microsoft.com/office/word/2010/wordprocessingDrawing" xmlns:wp="http://schemas.openxmlformats.org/drawingml/2006/wordprocessingDrawing" xmlns:w10="urn:schemas-microsoft-com:office:word" xmlns:w="http://schemas.openxmlformats.org/wordprocessingml/2006/main" xmlns:w14="http://schemas.microsoft.com/office/word/2010/wordml" xmlns:w15="http://schemas.microsoft.com/office/word/2012/wordml" xmlns:wpg="http://schemas.microsoft.com/office/word/2010/wordprocessingGroup" xmlns:wpi="http://schemas.microsoft.com/office/word/2010/wordprocessingInk" xmlns:wne="http://schemas.microsoft.com/office/word/2006/wordml" xmlns:wps="http://schemas.microsoft.com/office/word/2010/wordprocessingShape" mc:Ignorable="w14 w15 wp14">
+<w:footnotes xmlns:wpc="http://schemas.microsoft.com/office/word/2010/wordprocessingCanvas" xmlns:cx="http://schemas.microsoft.com/office/drawing/2014/chartex" xmlns:cx1="http://schemas.microsoft.com/office/drawing/2015/9/8/chartex" xmlns:cx2="http://schemas.microsoft.com/office/drawing/2015/10/21/chartex" xmlns:cx3="http://schemas.microsoft.com/office/drawing/2016/5/9/chartex" xmlns:cx4="http://schemas.microsoft.com/office/drawing/2016/5/10/chartex" xmlns:cx5="http://schemas.microsoft.com/office/drawing/2016/5/11/chartex" xmlns:cx6="http://schemas.microsoft.com/office/drawing/2016/5/12/chartex" xmlns:cx7="http://schemas.microsoft.com/office/drawing/2016/5/13/chartex" xmlns:cx8="http://schemas.microsoft.com/office/drawing/2016/5/14/chartex" xmlns:mc="http://schemas.openxmlformats.org/markup-compatibility/2006" xmlns:aink="http://schemas.microsoft.com/office/drawing/2016/ink" xmlns:am3d="http://schemas.microsoft.com/office/drawing/2017/model3d" xmlns:o="urn:schemas-microsoft-com:office:office" xmlns:r="http://schemas.openxmlformats.org/officeDocument/2006/relationships" xmlns:m="http://schemas.openxmlformats.org/officeDocument/2006/math" xmlns:v="urn:schemas-microsoft-com:vml" xmlns:wp14="http://schemas.microsoft.com/office/word/2010/wordprocessingDrawing" xmlns:wp="http://schemas.openxmlformats.org/drawingml/2006/wordprocessingDrawing" xmlns:w10="urn:schemas-microsoft-com:office:word" xmlns:w="http://schemas.openxmlformats.org/wordprocessingml/2006/main" xmlns:w14="http://schemas.microsoft.com/office/word/2010/wordml" xmlns:w15="http://schemas.microsoft.com/office/word/2012/wordml" xmlns:w16cex="http://schemas.microsoft.com/office/word/2018/wordml/cex" xmlns:w16cid="http://schemas.microsoft.com/office/word/2016/wordml/cid" xmlns:w16="http://schemas.microsoft.com/office/word/2018/wordml" xmlns:w16sdtdh="http://schemas.microsoft.com/office/word/2020/wordml/sdtdatahash" xmlns:w16se="http://schemas.microsoft.com/office/word/2015/wordml/symex" xmlns:wpg="http://schemas.microsoft.com/office/word/2010/wordprocessingGroup" xmlns:wpi="http://schemas.microsoft.com/office/word/2010/wordprocessingInk" xmlns:wne="http://schemas.microsoft.com/office/word/2006/wordml" xmlns:wps="http://schemas.microsoft.com/office/word/2010/wordprocessingShape" mc:Ignorable="w14 w15 w16se w16cid w16 w16cex w16sdtdh wp14">
   <w:footnote w:type="separator" w:id="-1">
     <w:p>
       <w:pPr>
@@ -1283,7 +1018,7 @@
 </file>
 
 <file path=word/header1.xml><?xml version="1.0" encoding="utf-8"?>
-<w:hdr xmlns:wpc="http://schemas.microsoft.com/office/word/2010/wordprocessingCanvas" xmlns:mc="http://schemas.openxmlformats.org/markup-compatibility/2006" xmlns:o="urn:schemas-microsoft-com:office:office" xmlns:r="http://schemas.openxmlformats.org/officeDocument/2006/relationships" xmlns:m="http://schemas.openxmlformats.org/officeDocument/2006/math" xmlns:v="urn:schemas-microsoft-com:vml" xmlns:wp14="http://schemas.microsoft.com/office/word/2010/wordprocessingDrawing" xmlns:wp="http://schemas.openxmlformats.org/drawingml/2006/wordprocessingDrawing" xmlns:w10="urn:schemas-microsoft-com:office:word" xmlns:w="http://schemas.openxmlformats.org/wordprocessingml/2006/main" xmlns:w14="http://schemas.microsoft.com/office/word/2010/wordml" xmlns:w15="http://schemas.microsoft.com/office/word/2012/wordml" xmlns:wpg="http://schemas.microsoft.com/office/word/2010/wordprocessingGroup" xmlns:wpi="http://schemas.microsoft.com/office/word/2010/wordprocessingInk" xmlns:wne="http://schemas.microsoft.com/office/word/2006/wordml" xmlns:wps="http://schemas.microsoft.com/office/word/2010/wordprocessingShape" mc:Ignorable="w14 w15 wp14">
+<w:hdr xmlns:wpc="http://schemas.microsoft.com/office/word/2010/wordprocessingCanvas" xmlns:cx="http://schemas.microsoft.com/office/drawing/2014/chartex" xmlns:cx1="http://schemas.microsoft.com/office/drawing/2015/9/8/chartex" xmlns:cx2="http://schemas.microsoft.com/office/drawing/2015/10/21/chartex" xmlns:cx3="http://schemas.microsoft.com/office/drawing/2016/5/9/chartex" xmlns:cx4="http://schemas.microsoft.com/office/drawing/2016/5/10/chartex" xmlns:cx5="http://schemas.microsoft.com/office/drawing/2016/5/11/chartex" xmlns:cx6="http://schemas.microsoft.com/office/drawing/2016/5/12/chartex" xmlns:cx7="http://schemas.microsoft.com/office/drawing/2016/5/13/chartex" xmlns:cx8="http://schemas.microsoft.com/office/drawing/2016/5/14/chartex" xmlns:mc="http://schemas.openxmlformats.org/markup-compatibility/2006" xmlns:aink="http://schemas.microsoft.com/office/drawing/2016/ink" xmlns:am3d="http://schemas.microsoft.com/office/drawing/2017/model3d" xmlns:o="urn:schemas-microsoft-com:office:office" xmlns:r="http://schemas.openxmlformats.org/officeDocument/2006/relationships" xmlns:m="http://schemas.openxmlformats.org/officeDocument/2006/math" xmlns:v="urn:schemas-microsoft-com:vml" xmlns:wp14="http://schemas.microsoft.com/office/word/2010/wordprocessingDrawing" xmlns:wp="http://schemas.openxmlformats.org/drawingml/2006/wordprocessingDrawing" xmlns:w10="urn:schemas-microsoft-com:office:word" xmlns:w="http://schemas.openxmlformats.org/wordprocessingml/2006/main" xmlns:w14="http://schemas.microsoft.com/office/word/2010/wordml" xmlns:w15="http://schemas.microsoft.com/office/word/2012/wordml" xmlns:w16cex="http://schemas.microsoft.com/office/word/2018/wordml/cex" xmlns:w16cid="http://schemas.microsoft.com/office/word/2016/wordml/cid" xmlns:w16="http://schemas.microsoft.com/office/word/2018/wordml" xmlns:w16sdtdh="http://schemas.microsoft.com/office/word/2020/wordml/sdtdatahash" xmlns:w16se="http://schemas.microsoft.com/office/word/2015/wordml/symex" xmlns:wpg="http://schemas.microsoft.com/office/word/2010/wordprocessingGroup" xmlns:wpi="http://schemas.microsoft.com/office/word/2010/wordprocessingInk" xmlns:wne="http://schemas.microsoft.com/office/word/2006/wordml" xmlns:wps="http://schemas.microsoft.com/office/word/2010/wordprocessingShape" mc:Ignorable="w14 w15 w16se w16cid w16 w16cex w16sdtdh wp14">
   <w:tbl>
     <w:tblPr>
       <w:tblStyle w:val="Tabellenraster"/>
@@ -1354,7 +1089,6 @@
             </w:rPr>
             <w:t>„</w:t>
           </w:r>
-          <w:proofErr w:type="spellStart"/>
           <w:r>
             <w:rPr>
               <w:rFonts w:ascii="Times New Roman" w:hAnsi="Times New Roman" w:cs="Times New Roman"/>
@@ -1363,7 +1097,6 @@
             </w:rPr>
             <w:t>Distinct</w:t>
           </w:r>
-          <w:proofErr w:type="spellEnd"/>
           <w:r>
             <w:rPr>
               <w:rFonts w:ascii="Times New Roman" w:hAnsi="Times New Roman" w:cs="Times New Roman"/>
@@ -1442,7 +1175,7 @@
 </file>
 
 <file path=word/numbering.xml><?xml version="1.0" encoding="utf-8"?>
-<w:numbering xmlns:wpc="http://schemas.microsoft.com/office/word/2010/wordprocessingCanvas" xmlns:mc="http://schemas.openxmlformats.org/markup-compatibility/2006" xmlns:o="urn:schemas-microsoft-com:office:office" xmlns:r="http://schemas.openxmlformats.org/officeDocument/2006/relationships" xmlns:m="http://schemas.openxmlformats.org/officeDocument/2006/math" xmlns:v="urn:schemas-microsoft-com:vml" xmlns:wp14="http://schemas.microsoft.com/office/word/2010/wordprocessingDrawing" xmlns:wp="http://schemas.openxmlformats.org/drawingml/2006/wordprocessingDrawing" xmlns:w10="urn:schemas-microsoft-com:office:word" xmlns:w="http://schemas.openxmlformats.org/wordprocessingml/2006/main" xmlns:w14="http://schemas.microsoft.com/office/word/2010/wordml" xmlns:w15="http://schemas.microsoft.com/office/word/2012/wordml" xmlns:wpg="http://schemas.microsoft.com/office/word/2010/wordprocessingGroup" xmlns:wpi="http://schemas.microsoft.com/office/word/2010/wordprocessingInk" xmlns:wne="http://schemas.microsoft.com/office/word/2006/wordml" xmlns:wps="http://schemas.microsoft.com/office/word/2010/wordprocessingShape" mc:Ignorable="w14 w15 wp14">
+<w:numbering xmlns:wpc="http://schemas.microsoft.com/office/word/2010/wordprocessingCanvas" xmlns:cx="http://schemas.microsoft.com/office/drawing/2014/chartex" xmlns:cx1="http://schemas.microsoft.com/office/drawing/2015/9/8/chartex" xmlns:cx2="http://schemas.microsoft.com/office/drawing/2015/10/21/chartex" xmlns:cx3="http://schemas.microsoft.com/office/drawing/2016/5/9/chartex" xmlns:cx4="http://schemas.microsoft.com/office/drawing/2016/5/10/chartex" xmlns:cx5="http://schemas.microsoft.com/office/drawing/2016/5/11/chartex" xmlns:cx6="http://schemas.microsoft.com/office/drawing/2016/5/12/chartex" xmlns:cx7="http://schemas.microsoft.com/office/drawing/2016/5/13/chartex" xmlns:cx8="http://schemas.microsoft.com/office/drawing/2016/5/14/chartex" xmlns:mc="http://schemas.openxmlformats.org/markup-compatibility/2006" xmlns:aink="http://schemas.microsoft.com/office/drawing/2016/ink" xmlns:am3d="http://schemas.microsoft.com/office/drawing/2017/model3d" xmlns:o="urn:schemas-microsoft-com:office:office" xmlns:r="http://schemas.openxmlformats.org/officeDocument/2006/relationships" xmlns:m="http://schemas.openxmlformats.org/officeDocument/2006/math" xmlns:v="urn:schemas-microsoft-com:vml" xmlns:wp14="http://schemas.microsoft.com/office/word/2010/wordprocessingDrawing" xmlns:wp="http://schemas.openxmlformats.org/drawingml/2006/wordprocessingDrawing" xmlns:w10="urn:schemas-microsoft-com:office:word" xmlns:w="http://schemas.openxmlformats.org/wordprocessingml/2006/main" xmlns:w14="http://schemas.microsoft.com/office/word/2010/wordml" xmlns:w15="http://schemas.microsoft.com/office/word/2012/wordml" xmlns:w16cex="http://schemas.microsoft.com/office/word/2018/wordml/cex" xmlns:w16cid="http://schemas.microsoft.com/office/word/2016/wordml/cid" xmlns:w16="http://schemas.microsoft.com/office/word/2018/wordml" xmlns:w16sdtdh="http://schemas.microsoft.com/office/word/2020/wordml/sdtdatahash" xmlns:w16se="http://schemas.microsoft.com/office/word/2015/wordml/symex" xmlns:wpg="http://schemas.microsoft.com/office/word/2010/wordprocessingGroup" xmlns:wpi="http://schemas.microsoft.com/office/word/2010/wordprocessingInk" xmlns:wne="http://schemas.microsoft.com/office/word/2006/wordml" xmlns:wps="http://schemas.microsoft.com/office/word/2010/wordprocessingShape" mc:Ignorable="w14 w15 w16se w16cid w16 w16cex w16sdtdh wp14">
   <w:abstractNum w:abstractNumId="0" w15:restartNumberingAfterBreak="0">
     <w:nsid w:val="05F548AE"/>
     <w:multiLevelType w:val="hybridMultilevel"/>
@@ -4265,7 +3998,7 @@
 </file>
 
 <file path=word/styles.xml><?xml version="1.0" encoding="utf-8"?>
-<w:styles xmlns:mc="http://schemas.openxmlformats.org/markup-compatibility/2006" xmlns:r="http://schemas.openxmlformats.org/officeDocument/2006/relationships" xmlns:w="http://schemas.openxmlformats.org/wordprocessingml/2006/main" xmlns:w14="http://schemas.microsoft.com/office/word/2010/wordml" xmlns:w15="http://schemas.microsoft.com/office/word/2012/wordml" mc:Ignorable="w14 w15">
+<w:styles xmlns:mc="http://schemas.openxmlformats.org/markup-compatibility/2006" xmlns:r="http://schemas.openxmlformats.org/officeDocument/2006/relationships" xmlns:w="http://schemas.openxmlformats.org/wordprocessingml/2006/main" xmlns:w14="http://schemas.microsoft.com/office/word/2010/wordml" xmlns:w15="http://schemas.microsoft.com/office/word/2012/wordml" xmlns:w16cex="http://schemas.microsoft.com/office/word/2018/wordml/cex" xmlns:w16cid="http://schemas.microsoft.com/office/word/2016/wordml/cid" xmlns:w16="http://schemas.microsoft.com/office/word/2018/wordml" xmlns:w16sdtdh="http://schemas.microsoft.com/office/word/2020/wordml/sdtdatahash" xmlns:w16se="http://schemas.microsoft.com/office/word/2015/wordml/symex" mc:Ignorable="w14 w15 w16se w16cid w16 w16cex w16sdtdh">
   <w:docDefaults>
     <w:rPrDefault>
       <w:rPr>
@@ -4281,7 +4014,7 @@
       </w:pPr>
     </w:pPrDefault>
   </w:docDefaults>
-  <w:latentStyles w:defLockedState="0" w:defUIPriority="99" w:defSemiHidden="0" w:defUnhideWhenUsed="0" w:defQFormat="0" w:count="371">
+  <w:latentStyles w:defLockedState="0" w:defUIPriority="99" w:defSemiHidden="0" w:defUnhideWhenUsed="0" w:defQFormat="0" w:count="376">
     <w:lsdException w:name="Normal" w:uiPriority="0" w:qFormat="1"/>
     <w:lsdException w:name="heading 1" w:uiPriority="9" w:qFormat="1"/>
     <w:lsdException w:name="heading 2" w:semiHidden="1" w:uiPriority="9" w:unhideWhenUsed="1" w:qFormat="1"/>
@@ -4387,7 +4120,6 @@
     <w:lsdException w:name="HTML Sample" w:semiHidden="1" w:unhideWhenUsed="1"/>
     <w:lsdException w:name="HTML Typewriter" w:semiHidden="1" w:unhideWhenUsed="1"/>
     <w:lsdException w:name="HTML Variable" w:semiHidden="1" w:unhideWhenUsed="1"/>
-    <w:lsdException w:name="Normal Table" w:semiHidden="1" w:unhideWhenUsed="1"/>
     <w:lsdException w:name="annotation subject" w:semiHidden="1" w:unhideWhenUsed="1"/>
     <w:lsdException w:name="No List" w:semiHidden="1" w:unhideWhenUsed="1"/>
     <w:lsdException w:name="Outline List 1" w:semiHidden="1" w:unhideWhenUsed="1"/>
@@ -4430,11 +4162,8 @@
     <w:lsdException w:name="Table Contemporary" w:semiHidden="1" w:unhideWhenUsed="1"/>
     <w:lsdException w:name="Table Elegant" w:semiHidden="1" w:unhideWhenUsed="1"/>
     <w:lsdException w:name="Table Professional" w:semiHidden="1" w:unhideWhenUsed="1"/>
-    <w:lsdException w:name="Table Subtle 1" w:semiHidden="1" w:unhideWhenUsed="1"/>
     <w:lsdException w:name="Table Subtle 2" w:semiHidden="1" w:unhideWhenUsed="1"/>
     <w:lsdException w:name="Table Web 1" w:semiHidden="1" w:unhideWhenUsed="1"/>
-    <w:lsdException w:name="Table Web 2" w:semiHidden="1" w:unhideWhenUsed="1"/>
-    <w:lsdException w:name="Table Web 3" w:semiHidden="1" w:unhideWhenUsed="1"/>
     <w:lsdException w:name="Balloon Text" w:semiHidden="1" w:unhideWhenUsed="1"/>
     <w:lsdException w:name="Table Grid" w:uiPriority="0"/>
     <w:lsdException w:name="Table Theme" w:semiHidden="1" w:unhideWhenUsed="1"/>
@@ -4653,6 +4382,11 @@
     <w:lsdException w:name="List Table 5 Dark Accent 6" w:uiPriority="50"/>
     <w:lsdException w:name="List Table 6 Colorful Accent 6" w:uiPriority="51"/>
     <w:lsdException w:name="List Table 7 Colorful Accent 6" w:uiPriority="52"/>
+    <w:lsdException w:name="Mention" w:semiHidden="1" w:unhideWhenUsed="1"/>
+    <w:lsdException w:name="Smart Hyperlink" w:semiHidden="1" w:unhideWhenUsed="1"/>
+    <w:lsdException w:name="Hashtag" w:semiHidden="1" w:unhideWhenUsed="1"/>
+    <w:lsdException w:name="Unresolved Mention" w:semiHidden="1" w:unhideWhenUsed="1"/>
+    <w:lsdException w:name="Smart Link" w:semiHidden="1" w:unhideWhenUsed="1"/>
   </w:latentStyles>
   <w:style w:type="paragraph" w:default="1" w:styleId="Standard">
     <w:name w:val="Normal"/>
@@ -4971,8 +4705,8 @@
       <w:lang w:val="de-DE" w:eastAsia="de-DE"/>
     </w:rPr>
   </w:style>
-  <w:style w:type="character" w:customStyle="1" w:styleId="UnresolvedMention">
-    <w:name w:val="Unresolved Mention"/>
+  <w:style w:type="character" w:customStyle="1" w:styleId="NichtaufgelsteErwhnung1">
+    <w:name w:val="Nicht aufgelöste Erwähnung1"/>
     <w:basedOn w:val="Absatz-Standardschriftart"/>
     <w:uiPriority w:val="99"/>
     <w:semiHidden/>
